--- a/word_reports/LP_0206_위치_212_Kenny Rogers_Duets.docx
+++ b/word_reports/LP_0206_위치_212_Kenny Rogers_Duets.docx
@@ -4,7 +4,7 @@
   <w:body>
     <w:p>
       <w:pPr>
-        <w:spacing w:after="280"/>
+        <w:spacing w:after="80"/>
       </w:pPr>
       <w:r>
         <w:rPr w:rFonts="맑은 고딕">
@@ -13,94 +13,47 @@
           <w:color w:val="1E3A8A"/>
           <w:sz w:val="30"/>
         </w:rPr>
-        <w:t>[212] Kenny Rogers - Duets</w:t>
+        <w:t>Kenny Rogers (케니 로저스) - Duets</w:t>
       </w:r>
     </w:p>
     <w:p>
       <w:pPr>
-        <w:spacing w:after="320"/>
+        <w:spacing w:after="240"/>
       </w:pPr>
       <w:r>
         <w:rPr w:rFonts="맑은 고딕">
           <w:rFonts w:ascii="맑은 고딕" w:hAnsi="맑은 고딕" w:eastAsia="맑은 고딕"/>
           <w:b/>
-          <w:sz w:val="20"/>
+          <w:color w:val="4B5563"/>
+          <w:sz w:val="22"/>
         </w:rPr>
-        <w:t>■ 위치 : 212</w:t>
-        <w:br/>
-      </w:r>
-      <w:r>
-        <w:rPr w:rFonts="맑은 고딕">
-          <w:rFonts w:ascii="맑은 고딕" w:hAnsi="맑은 고딕" w:eastAsia="맑은 고딕"/>
-          <w:b/>
-          <w:sz w:val="20"/>
-        </w:rPr>
-        <w:t>■ 아티스트 : Kenny Rogers</w:t>
-        <w:br/>
-      </w:r>
-      <w:r>
-        <w:rPr w:rFonts="맑은 고딕">
-          <w:rFonts w:ascii="맑은 고딕" w:hAnsi="맑은 고딕" w:eastAsia="맑은 고딕"/>
-          <w:b/>
-          <w:sz w:val="20"/>
-        </w:rPr>
-        <w:t>■ 앨범명 : Duets</w:t>
-        <w:br/>
-      </w:r>
-      <w:r>
-        <w:rPr w:rFonts="맑은 고딕">
-          <w:rFonts w:ascii="맑은 고딕" w:hAnsi="맑은 고딕" w:eastAsia="맑은 고딕"/>
-          <w:b w:val="0"/>
-          <w:sz w:val="20"/>
-        </w:rPr>
-        <w:t>■ 음반 레이블 : Liberty Records</w:t>
-        <w:br/>
-      </w:r>
-      <w:r>
-        <w:rPr w:rFonts="맑은 고딕">
-          <w:rFonts w:ascii="맑은 고딕" w:hAnsi="맑은 고딕" w:eastAsia="맑은 고딕"/>
-          <w:b w:val="0"/>
-          <w:sz w:val="20"/>
-        </w:rPr>
-        <w:t>■ 발매년도 : 1983</w:t>
-        <w:br/>
-      </w:r>
-      <w:r>
-        <w:rPr w:rFonts="맑은 고딕">
-          <w:rFonts w:ascii="맑은 고딕" w:hAnsi="맑은 고딕" w:eastAsia="맑은 고딕"/>
-          <w:b w:val="0"/>
-          <w:sz w:val="20"/>
-        </w:rPr>
-        <w:t>■ 장르 : 컨트리 팝 (Country Pop), 소프트 록 (Soft Rock), 어덜트 컨템포러리 (Adult Contemporary)</w:t>
-        <w:br/>
-      </w:r>
-      <w:r>
-        <w:rPr w:rFonts="맑은 고딕">
-          <w:rFonts w:ascii="맑은 고딕" w:hAnsi="맑은 고딕" w:eastAsia="맑은 고딕"/>
-          <w:b w:val="0"/>
-          <w:sz w:val="20"/>
-        </w:rPr>
-        <w:t>■ 주요 수록곡 : 1. Islands in the Stream (with Dolly Parton)</w:t>
-        <w:br/>
+        <w:t>위치 :  212</w:t>
       </w:r>
     </w:p>
     <w:p>
       <w:pPr>
-        <w:spacing w:after="160"/>
+        <w:spacing w:line="324" w:lineRule="auto" w:before="80" w:after="160"/>
       </w:pPr>
       <w:r>
         <w:rPr w:rFonts="맑은 고딕">
           <w:rFonts w:ascii="맑은 고딕" w:hAnsi="맑은 고딕" w:eastAsia="맑은 고딕"/>
           <w:b/>
           <w:color w:val="1F2937"/>
-          <w:sz w:val="24"/>
+          <w:sz w:val="22"/>
         </w:rPr>
-        <w:t>■ 음반 해설 및 감상 가이드</w:t>
+        <w:t xml:space="preserve">[음반 소개] </w:t>
+      </w:r>
+      <w:r>
+        <w:rPr w:rFonts="맑은 고딕">
+          <w:rFonts w:ascii="맑은 고딕" w:hAnsi="맑은 고딕" w:eastAsia="맑은 고딕"/>
+          <w:b w:val="0"/>
+          <w:sz w:val="21"/>
+        </w:rPr>
       </w:r>
     </w:p>
     <w:p>
       <w:pPr>
-        <w:spacing w:line="312" w:lineRule="auto" w:after="120"/>
+        <w:spacing w:line="324" w:lineRule="auto" w:after="120"/>
       </w:pPr>
       <w:r>
         <w:rPr w:rFonts="맑은 고딕">
@@ -108,51 +61,516 @@
           <w:b w:val="0"/>
           <w:sz w:val="21"/>
         </w:rPr>
-        <w:t>1970~80년대 크로스오버 컨트리 음악의 황금기를 이끌었던 케니 로저스(Kenny Rogers)의 본 앨범 [Duets]는, 당대 최고의 여성 아티스트들과 함께 완성한 하모니의 정수를 담아낸 명작입니다. 케니 로저스는 특유의 허스키하면서도 따뜻한 바리톤 보이스로 컨트리와 팝의 경계를 허물며 대중음악사에 깊은 족적을 남겼습니다. 본 음반은 그가 여러 명가수들과 나눈 음악적 교감의 하이라이트만을 엄선하여 엮은 컬렉션으로, 듀엣 음반이 가질 수 있는 최상의 음악적 완성도를 보여줍니다.</w:t>
+        <w:t>케니 로저스의 묵직하고 따스한 허스키 보이스는 당대 최고의 여성 보컬리스트들과 조우하며 팝과 컨트리의 경계를 넘어선 낭만적 하모니를 빚어냈습니다. 본 앨범 《Duets》는 음악적 동반자들과 주고받은 가장 진솔하고 눈부신 교감의 순간들을 한 폭의 수채화처럼 엮어낸 명반입니다. 귓가를 스치는 멜로디마다 스며있는 사랑과 회한, 그리고 온기 어린 위로의 정서는 세월의 풍화를 견뎌내며 여전히 짙은 울림을 선사합니다. 아날로그 바이닐의 소리골을 타고 피어오르는 두 목소리의 호흡은 듣는 이의 가슴속 가장 여린 층위를 따뜻하게 어루만집니다.</w:t>
       </w:r>
     </w:p>
     <w:p>
       <w:pPr>
-        <w:spacing w:line="312" w:lineRule="auto" w:after="120"/>
+        <w:spacing w:line="324" w:lineRule="auto" w:before="200" w:after="80"/>
       </w:pPr>
+      <w:r>
+        <w:rPr w:rFonts="맑은 고딕">
+          <w:rFonts w:ascii="맑은 고딕" w:hAnsi="맑은 고딕" w:eastAsia="맑은 고딕"/>
+          <w:b/>
+          <w:color w:val="1E3A8A"/>
+          <w:sz w:val="24"/>
+        </w:rPr>
+        <w:t>1. 음반 데이터</w:t>
+      </w:r>
+    </w:p>
+    <w:p>
+      <w:pPr>
+        <w:spacing w:line="324" w:lineRule="auto" w:after="80"/>
+      </w:pPr>
+      <w:r>
+        <w:rPr w:rFonts="맑은 고딕">
+          <w:rFonts w:ascii="맑은 고딕" w:hAnsi="맑은 고딕" w:eastAsia="맑은 고딕"/>
+          <w:b w:val="0"/>
+          <w:color w:val="6B7280"/>
+          <w:sz w:val="21"/>
+        </w:rPr>
+        <w:t xml:space="preserve">· </w:t>
+      </w:r>
+      <w:r>
+        <w:rPr w:rFonts="맑은 고딕">
+          <w:rFonts w:ascii="맑은 고딕" w:hAnsi="맑은 고딕" w:eastAsia="맑은 고딕"/>
+          <w:b/>
+          <w:color w:val="1F2937"/>
+          <w:sz w:val="21"/>
+        </w:rPr>
+        <w:t xml:space="preserve">앨범명: </w:t>
+      </w:r>
       <w:r>
         <w:rPr w:rFonts="맑은 고딕">
           <w:rFonts w:ascii="맑은 고딕" w:hAnsi="맑은 고딕" w:eastAsia="맑은 고딕"/>
           <w:b w:val="0"/>
           <w:sz w:val="21"/>
         </w:rPr>
-        <w:t>이 앨범의 음악적 가치는 단연 보컬 간의 뛰어난 화학 작용과 세련된 편곡에 있습니다. 비지스(Bee Gees)의 배리 깁이 프로듀싱하고 돌리 파튼(Dolly Parton)과 합을 맞춘 "Islands in the Stream"은 경쾌한 멜로디와 매혹적인 보컬 조화로 빌보드 싱글 차트 정상에 오르며 시대를 관통하는 명곡으로 자리 잡았습니다. 또한 킴 카네스(Kim Carnes)의 허스키한 음색과 대비를 이루며 드라마틱한 전개를 보여주는 "Don't Fall in Love with a Dreamer", 그리고 쉬나 이스턴(Sheena Easton)과의 섬세하고 애절한 호흡이 돋보이는 "We've Got Tonight"은 듣는 이의 감성을 깊게 자극합니다.</w:t>
+        <w:t>Duets</w:t>
       </w:r>
     </w:p>
     <w:p>
       <w:pPr>
-        <w:spacing w:line="312" w:lineRule="auto" w:after="120"/>
+        <w:spacing w:line="324" w:lineRule="auto" w:after="80"/>
       </w:pPr>
+      <w:r>
+        <w:rPr w:rFonts="맑은 고딕">
+          <w:rFonts w:ascii="맑은 고딕" w:hAnsi="맑은 고딕" w:eastAsia="맑은 고딕"/>
+          <w:b w:val="0"/>
+          <w:color w:val="6B7280"/>
+          <w:sz w:val="21"/>
+        </w:rPr>
+        <w:t xml:space="preserve">· </w:t>
+      </w:r>
+      <w:r>
+        <w:rPr w:rFonts="맑은 고딕">
+          <w:rFonts w:ascii="맑은 고딕" w:hAnsi="맑은 고딕" w:eastAsia="맑은 고딕"/>
+          <w:b/>
+          <w:color w:val="1F2937"/>
+          <w:sz w:val="21"/>
+        </w:rPr>
+        <w:t xml:space="preserve">아티스트: </w:t>
+      </w:r>
       <w:r>
         <w:rPr w:rFonts="맑은 고딕">
           <w:rFonts w:ascii="맑은 고딕" w:hAnsi="맑은 고딕" w:eastAsia="맑은 고딕"/>
           <w:b w:val="0"/>
           <w:sz w:val="21"/>
         </w:rPr>
-        <w:t>음악적으로는 클래식한 컨트리의 따스함에 80년대 특유의 세련된 팝 오케스트레이션과 어쿠스틱 사운드가 절묘하게 결합되어 있습니다. 특히 음악적 동반자였던 도티 웨스트(Dottie West)와 함께 부른 "Every Time Two Fools Collide"나 "All I Ever Need Is You" 같은 트랙에서는 전통 컨트리 듀오의 정통성과 남녀 보컬이 서로를 포근히 감싸 안는 완벽한 밸런스를 확인할 수 있습니다.</w:t>
+        <w:t>Kenny Rogers (케니 로저스)</w:t>
       </w:r>
     </w:p>
     <w:p>
       <w:pPr>
-        <w:spacing w:line="312" w:lineRule="auto" w:after="120"/>
+        <w:spacing w:line="324" w:lineRule="auto" w:after="80"/>
       </w:pPr>
+      <w:r>
+        <w:rPr w:rFonts="맑은 고딕">
+          <w:rFonts w:ascii="맑은 고딕" w:hAnsi="맑은 고딕" w:eastAsia="맑은 고딕"/>
+          <w:b w:val="0"/>
+          <w:color w:val="6B7280"/>
+          <w:sz w:val="21"/>
+        </w:rPr>
+        <w:t xml:space="preserve">· </w:t>
+      </w:r>
+      <w:r>
+        <w:rPr w:rFonts="맑은 고딕">
+          <w:rFonts w:ascii="맑은 고딕" w:hAnsi="맑은 고딕" w:eastAsia="맑은 고딕"/>
+          <w:b/>
+          <w:color w:val="1F2937"/>
+          <w:sz w:val="21"/>
+        </w:rPr>
+        <w:t xml:space="preserve">발매 정보: </w:t>
+      </w:r>
       <w:r>
         <w:rPr w:rFonts="맑은 고딕">
           <w:rFonts w:ascii="맑은 고딕" w:hAnsi="맑은 고딕" w:eastAsia="맑은 고딕"/>
           <w:b w:val="0"/>
           <w:sz w:val="21"/>
         </w:rPr>
-        <w:t>LP 매체로 본 음반을 감상하는 것은 아날로그 음원이 주는 특유의 질감과 온기를 느끼기에 가장 이상적인 선택입니다. 풍부한 저음역대의 케니 로저스의 목소리와 화려하고 선명한 여성 보컬들의 고음이 LP의 그루브를 통해 출력될 때, 그 입체적인 공간감과 감정의 울림은 더욱 극대화됩니다. 세월이 흘러도 변치 않는 낭만과 깊은 위로를 선사하는 이 앨범은, 컨트리 팝의 역사와 LP 청음의 진정한 즐거움을 동시에 경험하게 해주는 귀중한 명반입니다.</w:t>
+        <w:t>1984년 리버티(Liberty) 레코즈를 통해 발매된 앨범으로, 1970년대 후반부터 1980년대 초반까지 케니 로저스가 도티 웨스트, 킴 칸스, 시나 이스턴 등 당대 최고의 디바들과 빚어낸 찬란한 듀엣 명곡들을 집대성하여 품격 있게 엮어낸 기획 명반입니다.</w:t>
+      </w:r>
+    </w:p>
+    <w:p>
+      <w:pPr>
+        <w:spacing w:line="324" w:lineRule="auto" w:after="80"/>
+      </w:pPr>
+      <w:r>
+        <w:rPr w:rFonts="맑은 고딕">
+          <w:rFonts w:ascii="맑은 고딕" w:hAnsi="맑은 고딕" w:eastAsia="맑은 고딕"/>
+          <w:b w:val="0"/>
+          <w:color w:val="6B7280"/>
+          <w:sz w:val="21"/>
+        </w:rPr>
+        <w:t xml:space="preserve">· </w:t>
+      </w:r>
+      <w:r>
+        <w:rPr w:rFonts="맑은 고딕">
+          <w:rFonts w:ascii="맑은 고딕" w:hAnsi="맑은 고딕" w:eastAsia="맑은 고딕"/>
+          <w:b/>
+          <w:color w:val="1F2937"/>
+          <w:sz w:val="21"/>
+        </w:rPr>
+        <w:t xml:space="preserve">LP 인기도(판매량): </w:t>
+      </w:r>
+      <w:r>
+        <w:rPr w:rFonts="맑은 고딕">
+          <w:rFonts w:ascii="맑은 고딕" w:hAnsi="맑은 고딕" w:eastAsia="맑은 고딕"/>
+          <w:b w:val="0"/>
+          <w:sz w:val="21"/>
+        </w:rPr>
+        <w:t>발매 직후 미국 빌보드 컨트리 앨범 차트 최상위권에 오르고 빌보드 200 차트에서도 뜨거운 반응을 얻었으며, 북미를 비롯한 글로벌 시장에서 플래티넘급 판매고를 기록하며 대중음악 팬들의 변함없는 신뢰를 확인시켰습니다.</w:t>
+      </w:r>
+    </w:p>
+    <w:p>
+      <w:pPr>
+        <w:spacing w:line="324" w:lineRule="auto" w:after="80"/>
+      </w:pPr>
+      <w:r>
+        <w:rPr w:rFonts="맑은 고딕">
+          <w:rFonts w:ascii="맑은 고딕" w:hAnsi="맑은 고딕" w:eastAsia="맑은 고딕"/>
+          <w:b w:val="0"/>
+          <w:color w:val="6B7280"/>
+          <w:sz w:val="21"/>
+        </w:rPr>
+        <w:t xml:space="preserve">· </w:t>
+      </w:r>
+      <w:r>
+        <w:rPr w:rFonts="맑은 고딕">
+          <w:rFonts w:ascii="맑은 고딕" w:hAnsi="맑은 고딕" w:eastAsia="맑은 고딕"/>
+          <w:b/>
+          <w:color w:val="1F2937"/>
+          <w:sz w:val="21"/>
+        </w:rPr>
+        <w:t xml:space="preserve">각종 수상경력: </w:t>
+      </w:r>
+      <w:r>
+        <w:rPr w:rFonts="맑은 고딕">
+          <w:rFonts w:ascii="맑은 고딕" w:hAnsi="맑은 고딕" w:eastAsia="맑은 고딕"/>
+          <w:b w:val="0"/>
+          <w:sz w:val="21"/>
+        </w:rPr>
+        <w:t>앨범에 수록된 듀엣 곡들은 그래미 어워드(Grammy Awards) 후보 지명은 물론, 아메리칸 뮤직 어워드(AMA)와 컨트리 뮤직 협회상(CMA) 등 유수의 시상식에서 수상을 거듭하며 음악성과 대중성을 완벽하게 공인받았습니다.</w:t>
+      </w:r>
+    </w:p>
+    <w:p>
+      <w:pPr>
+        <w:spacing w:line="324" w:lineRule="auto" w:before="200" w:after="80"/>
+      </w:pPr>
+      <w:r>
+        <w:rPr w:rFonts="맑은 고딕">
+          <w:rFonts w:ascii="맑은 고딕" w:hAnsi="맑은 고딕" w:eastAsia="맑은 고딕"/>
+          <w:b/>
+          <w:color w:val="1E3A8A"/>
+          <w:sz w:val="24"/>
+        </w:rPr>
+        <w:t>2. 아티스트 정보</w:t>
+      </w:r>
+    </w:p>
+    <w:p>
+      <w:pPr>
+        <w:spacing w:line="324" w:lineRule="auto" w:after="80"/>
+      </w:pPr>
+      <w:r>
+        <w:rPr w:rFonts="맑은 고딕">
+          <w:rFonts w:ascii="맑은 고딕" w:hAnsi="맑은 고딕" w:eastAsia="맑은 고딕"/>
+          <w:b w:val="0"/>
+          <w:color w:val="6B7280"/>
+          <w:sz w:val="21"/>
+        </w:rPr>
+        <w:t xml:space="preserve">· </w:t>
+      </w:r>
+      <w:r>
+        <w:rPr w:rFonts="맑은 고딕">
+          <w:rFonts w:ascii="맑은 고딕" w:hAnsi="맑은 고딕" w:eastAsia="맑은 고딕"/>
+          <w:b/>
+          <w:color w:val="1F2937"/>
+          <w:sz w:val="21"/>
+        </w:rPr>
+        <w:t xml:space="preserve">국적: </w:t>
+      </w:r>
+      <w:r>
+        <w:rPr w:rFonts="맑은 고딕">
+          <w:rFonts w:ascii="맑은 고딕" w:hAnsi="맑은 고딕" w:eastAsia="맑은 고딕"/>
+          <w:b w:val="0"/>
+          <w:sz w:val="21"/>
+        </w:rPr>
+        <w:t>미국 (United States)</w:t>
+      </w:r>
+    </w:p>
+    <w:p>
+      <w:pPr>
+        <w:spacing w:line="324" w:lineRule="auto" w:after="80"/>
+      </w:pPr>
+      <w:r>
+        <w:rPr w:rFonts="맑은 고딕">
+          <w:rFonts w:ascii="맑은 고딕" w:hAnsi="맑은 고딕" w:eastAsia="맑은 고딕"/>
+          <w:b w:val="0"/>
+          <w:color w:val="6B7280"/>
+          <w:sz w:val="21"/>
+        </w:rPr>
+        <w:t xml:space="preserve">· </w:t>
+      </w:r>
+      <w:r>
+        <w:rPr w:rFonts="맑은 고딕">
+          <w:rFonts w:ascii="맑은 고딕" w:hAnsi="맑은 고딕" w:eastAsia="맑은 고딕"/>
+          <w:b/>
+          <w:color w:val="1F2937"/>
+          <w:sz w:val="21"/>
+        </w:rPr>
+        <w:t xml:space="preserve">생몰년도: </w:t>
+      </w:r>
+      <w:r>
+        <w:rPr w:rFonts="맑은 고딕">
+          <w:rFonts w:ascii="맑은 고딕" w:hAnsi="맑은 고딕" w:eastAsia="맑은 고딕"/>
+          <w:b w:val="0"/>
+          <w:sz w:val="21"/>
+        </w:rPr>
+        <w:t>1938년 8월 21일 ~ 2020년 3월 20일</w:t>
+      </w:r>
+    </w:p>
+    <w:p>
+      <w:pPr>
+        <w:spacing w:line="324" w:lineRule="auto" w:after="80"/>
+      </w:pPr>
+      <w:r>
+        <w:rPr w:rFonts="맑은 고딕">
+          <w:rFonts w:ascii="맑은 고딕" w:hAnsi="맑은 고딕" w:eastAsia="맑은 고딕"/>
+          <w:b w:val="0"/>
+          <w:color w:val="6B7280"/>
+          <w:sz w:val="21"/>
+        </w:rPr>
+        <w:t xml:space="preserve">· </w:t>
+      </w:r>
+      <w:r>
+        <w:rPr w:rFonts="맑은 고딕">
+          <w:rFonts w:ascii="맑은 고딕" w:hAnsi="맑은 고딕" w:eastAsia="맑은 고딕"/>
+          <w:b/>
+          <w:color w:val="1F2937"/>
+          <w:sz w:val="21"/>
+        </w:rPr>
+        <w:t xml:space="preserve">그룹 소속: </w:t>
+      </w:r>
+      <w:r>
+        <w:rPr w:rFonts="맑은 고딕">
+          <w:rFonts w:ascii="맑은 고딕" w:hAnsi="맑은 고딕" w:eastAsia="맑은 고딕"/>
+          <w:b w:val="0"/>
+          <w:sz w:val="21"/>
+        </w:rPr>
+        <w:t>솔로 (퍼스트 에디션/The First Edition 결성 이력 보유)</w:t>
+      </w:r>
+    </w:p>
+    <w:p>
+      <w:pPr>
+        <w:spacing w:line="324" w:lineRule="auto" w:after="80"/>
+      </w:pPr>
+      <w:r>
+        <w:rPr w:rFonts="맑은 고딕">
+          <w:rFonts w:ascii="맑은 고딕" w:hAnsi="맑은 고딕" w:eastAsia="맑은 고딕"/>
+          <w:b w:val="0"/>
+          <w:color w:val="6B7280"/>
+          <w:sz w:val="21"/>
+        </w:rPr>
+        <w:t xml:space="preserve">· </w:t>
+      </w:r>
+      <w:r>
+        <w:rPr w:rFonts="맑은 고딕">
+          <w:rFonts w:ascii="맑은 고딕" w:hAnsi="맑은 고딕" w:eastAsia="맑은 고딕"/>
+          <w:b/>
+          <w:color w:val="1F2937"/>
+          <w:sz w:val="21"/>
+        </w:rPr>
+        <w:t xml:space="preserve">아티스트 소개: </w:t>
+      </w:r>
+      <w:r>
+        <w:rPr w:rFonts="맑은 고딕">
+          <w:rFonts w:ascii="맑은 고딕" w:hAnsi="맑은 고딕" w:eastAsia="맑은 고딕"/>
+          <w:b w:val="0"/>
+          <w:sz w:val="21"/>
+        </w:rPr>
+        <w:t>케니 로저스는 거친 숨결과 포근한 온기가 공존하는 독보적인 음색으로 컨트리 음악을 현대 팝의 주류로 견인한 위대한 크로스오버의 거장입니다. 유려한 스토리텔링과 서정적인 멜로디 감각을 바탕으로 전 세계 1억 장 이상의 음반을 판매하며 20세기 팝 음악사에 지울 수 없는 거대한 족적을 남겼습니다.</w:t>
+      </w:r>
+    </w:p>
+    <w:p>
+      <w:pPr>
+        <w:spacing w:line="324" w:lineRule="auto" w:before="200" w:after="80"/>
+      </w:pPr>
+      <w:r>
+        <w:rPr w:rFonts="맑은 고딕">
+          <w:rFonts w:ascii="맑은 고딕" w:hAnsi="맑은 고딕" w:eastAsia="맑은 고딕"/>
+          <w:b/>
+          <w:color w:val="1E3A8A"/>
+          <w:sz w:val="24"/>
+        </w:rPr>
+        <w:t>3. 음반 상세 분석</w:t>
+      </w:r>
+    </w:p>
+    <w:p>
+      <w:pPr>
+        <w:spacing w:line="324" w:lineRule="auto" w:after="80"/>
+      </w:pPr>
+      <w:r>
+        <w:rPr w:rFonts="맑은 고딕">
+          <w:rFonts w:ascii="맑은 고딕" w:hAnsi="맑은 고딕" w:eastAsia="맑은 고딕"/>
+          <w:b w:val="0"/>
+          <w:color w:val="6B7280"/>
+          <w:sz w:val="21"/>
+        </w:rPr>
+        <w:t xml:space="preserve">· </w:t>
+      </w:r>
+      <w:r>
+        <w:rPr w:rFonts="맑은 고딕">
+          <w:rFonts w:ascii="맑은 고딕" w:hAnsi="맑은 고딕" w:eastAsia="맑은 고딕"/>
+          <w:b/>
+          <w:color w:val="1F2937"/>
+          <w:sz w:val="21"/>
+        </w:rPr>
+        <w:t xml:space="preserve">역사적 위치: </w:t>
+      </w:r>
+      <w:r>
+        <w:rPr w:rFonts="맑은 고딕">
+          <w:rFonts w:ascii="맑은 고딕" w:hAnsi="맑은 고딕" w:eastAsia="맑은 고딕"/>
+          <w:b w:val="0"/>
+          <w:sz w:val="21"/>
+        </w:rPr>
+        <w:t>본작은 단순한 히트곡 모음집을 넘어 1980년대 어덜트 컨템포러리와 내슈빌 팝 사운드가 도달한 앙상블의 정점을 보여주는 앨범입니다. 각기 다른 음색적 질감을 지닌 보컬들이 케니 로저스라는 든든하고 포용력 있는 보컬 위에서 어떻게 완벽한 화음을 형성하는지를 입증하는 듀엣 음악의 기념비적 교과서입니다.</w:t>
+      </w:r>
+    </w:p>
+    <w:p>
+      <w:pPr>
+        <w:spacing w:line="324" w:lineRule="auto" w:after="80"/>
+      </w:pPr>
+      <w:r>
+        <w:rPr w:rFonts="맑은 고딕">
+          <w:rFonts w:ascii="맑은 고딕" w:hAnsi="맑은 고딕" w:eastAsia="맑은 고딕"/>
+          <w:b w:val="0"/>
+          <w:color w:val="6B7280"/>
+          <w:sz w:val="21"/>
+        </w:rPr>
+        <w:t xml:space="preserve">· </w:t>
+      </w:r>
+      <w:r>
+        <w:rPr w:rFonts="맑은 고딕">
+          <w:rFonts w:ascii="맑은 고딕" w:hAnsi="맑은 고딕" w:eastAsia="맑은 고딕"/>
+          <w:b/>
+          <w:color w:val="1F2937"/>
+          <w:sz w:val="21"/>
+        </w:rPr>
+        <w:t xml:space="preserve">시대의 흔적(스토리텔링): </w:t>
+      </w:r>
+      <w:r>
+        <w:rPr w:rFonts="맑은 고딕">
+          <w:rFonts w:ascii="맑은 고딕" w:hAnsi="맑은 고딕" w:eastAsia="맑은 고딕"/>
+          <w:b w:val="0"/>
+          <w:sz w:val="21"/>
+        </w:rPr>
+        <w:t>급변하던 1980년대의 시대적 공기 속에서 대중이 갈구하던 순수하고 아날로그적인 사랑의 서사가 고스란히 담겨 있습니다. 깊어가는 밤 라디오 주파수를 맞추며 위로를 얻던 그 시절 청춘들에게 이 음반의 수록곡들은 찻집의 훈훈한 온기와 그리움을 대변하던 시대의 사운드트랙이었습니다.</w:t>
+      </w:r>
+    </w:p>
+    <w:p>
+      <w:pPr>
+        <w:spacing w:line="324" w:lineRule="auto" w:before="200" w:after="80"/>
+      </w:pPr>
+      <w:r>
+        <w:rPr w:rFonts="맑은 고딕">
+          <w:rFonts w:ascii="맑은 고딕" w:hAnsi="맑은 고딕" w:eastAsia="맑은 고딕"/>
+          <w:b/>
+          <w:color w:val="1E3A8A"/>
+          <w:sz w:val="24"/>
+        </w:rPr>
+        <w:t>4. 주요 수록곡 및 감상 제언</w:t>
+      </w:r>
+    </w:p>
+    <w:p>
+      <w:pPr>
+        <w:spacing w:line="324" w:lineRule="auto" w:after="80"/>
+      </w:pPr>
+      <w:r>
+        <w:rPr w:rFonts="맑은 고딕">
+          <w:rFonts w:ascii="맑은 고딕" w:hAnsi="맑은 고딕" w:eastAsia="맑은 고딕"/>
+          <w:b w:val="0"/>
+          <w:color w:val="6B7280"/>
+          <w:sz w:val="21"/>
+        </w:rPr>
+        <w:t xml:space="preserve">· </w:t>
+      </w:r>
+      <w:r>
+        <w:rPr w:rFonts="맑은 고딕">
+          <w:rFonts w:ascii="맑은 고딕" w:hAnsi="맑은 고딕" w:eastAsia="맑은 고딕"/>
+          <w:b/>
+          <w:color w:val="1F2937"/>
+          <w:sz w:val="21"/>
+        </w:rPr>
+        <w:t xml:space="preserve">주요 수록곡 특징: </w:t>
+      </w:r>
+      <w:r>
+        <w:rPr w:rFonts="맑은 고딕">
+          <w:rFonts w:ascii="맑은 고딕" w:hAnsi="맑은 고딕" w:eastAsia="맑은 고딕"/>
+          <w:b w:val="0"/>
+          <w:sz w:val="21"/>
+        </w:rPr>
+        <w:t>시나 이스턴의 청아하고 폭발적인 가창력과 케니 로저스의 묵직한 보컬이 애절하게 교차하는 ‘We’ve Got Tonight’, 킴 칸스의 매혹적인 허스키 보이스와 어우러져 세련된 팝 감각을 발산하는 ‘Don’t Fall in Love with a Dreamer’, 그리고 영혼의 단짝 도티 웨스트와 완벽한 호흡을 자랑하는 ‘Every Time Two Fools Collide’와 ‘What Are We Doin’ in Love’ 등 전 곡이 유려한 멜로디와 서정성으로 가득 차 있습니다.</w:t>
+      </w:r>
+    </w:p>
+    <w:p>
+      <w:pPr>
+        <w:spacing w:line="324" w:lineRule="auto" w:after="80"/>
+      </w:pPr>
+      <w:r>
+        <w:rPr w:rFonts="맑은 고딕">
+          <w:rFonts w:ascii="맑은 고딕" w:hAnsi="맑은 고딕" w:eastAsia="맑은 고딕"/>
+          <w:b w:val="0"/>
+          <w:color w:val="6B7280"/>
+          <w:sz w:val="21"/>
+        </w:rPr>
+        <w:t xml:space="preserve">· </w:t>
+      </w:r>
+      <w:r>
+        <w:rPr w:rFonts="맑은 고딕">
+          <w:rFonts w:ascii="맑은 고딕" w:hAnsi="맑은 고딕" w:eastAsia="맑은 고딕"/>
+          <w:b/>
+          <w:color w:val="1F2937"/>
+          <w:sz w:val="21"/>
+        </w:rPr>
+        <w:t xml:space="preserve">빈티지 감상 제언: </w:t>
+      </w:r>
+      <w:r>
+        <w:rPr w:rFonts="맑은 고딕">
+          <w:rFonts w:ascii="맑은 고딕" w:hAnsi="맑은 고딕" w:eastAsia="맑은 고딕"/>
+          <w:b w:val="0"/>
+          <w:sz w:val="21"/>
+        </w:rPr>
+        <w:t>진공관 앰프에 불이 지펴지고 턴테이블의 바늘이 안착할 때, 케니 로저스의 흉성에서 배어 나오는 깊은 공명과 여성 보컬들의 섬세한 숨결이 입체적인 공간감으로 되살아납니다. 중음역의 질감이 뛰어난 빈티지 스피커를 통해 감상할 때, 내슈빌 아날로그 스튜디오 한가운데서 두 가객의 시선을 마주하는 듯한 생생한 감동을 누릴 수 있습니다.</w:t>
+      </w:r>
+    </w:p>
+    <w:p>
+      <w:pPr>
+        <w:spacing w:line="324" w:lineRule="auto" w:after="80"/>
+      </w:pPr>
+      <w:r>
+        <w:rPr w:rFonts="맑은 고딕">
+          <w:rFonts w:ascii="맑은 고딕" w:hAnsi="맑은 고딕" w:eastAsia="맑은 고딕"/>
+          <w:b w:val="0"/>
+          <w:color w:val="6B7280"/>
+          <w:sz w:val="21"/>
+        </w:rPr>
+        <w:t xml:space="preserve">· </w:t>
+      </w:r>
+      <w:r>
+        <w:rPr w:rFonts="맑은 고딕">
+          <w:rFonts w:ascii="맑은 고딕" w:hAnsi="맑은 고딕" w:eastAsia="맑은 고딕"/>
+          <w:b/>
+          <w:color w:val="1F2937"/>
+          <w:sz w:val="21"/>
+        </w:rPr>
+        <w:t xml:space="preserve">소장 가치: </w:t>
+      </w:r>
+      <w:r>
+        <w:rPr w:rFonts="맑은 고딕">
+          <w:rFonts w:ascii="맑은 고딕" w:hAnsi="맑은 고딕" w:eastAsia="맑은 고딕"/>
+          <w:b w:val="0"/>
+          <w:sz w:val="21"/>
+        </w:rPr>
+        <w:t>최정상의 자리에 있던 보컬리스트들이 음악적 에고를 내려놓고 서로를 배려하며 직조해 낸 하모니의 정수가 단 한 장의 바이닐에 오롯이 담겨 있다는 점에서, 클래식 및 팝 LP 애호가들의 컬렉션에 영원히 머물러야 할 가치가 있습니다.</w:t>
+      </w:r>
+    </w:p>
+    <w:p>
+      <w:pPr>
+        <w:spacing w:line="324" w:lineRule="auto" w:after="120" w:before="160"/>
+      </w:pPr>
+      <w:r>
+        <w:rPr w:rFonts="맑은 고딕">
+          <w:rFonts w:ascii="맑은 고딕" w:hAnsi="맑은 고딕" w:eastAsia="맑은 고딕"/>
+          <w:b/>
+          <w:color w:val="4338CA"/>
+          <w:sz w:val="21"/>
+        </w:rPr>
+        <w:t>이 음반을 통해 서로 다른 두 영혼의 목소리가 하나로 포개어지며 전해주는 감동을 다시 한번 경험해 보시는 것은 어떨까요?</w:t>
       </w:r>
     </w:p>
     <w:sectPr>
       <w:pgSz w:w="12240" w:h="15840"/>
-      <w:pgMar w:top="1440" w:right="1440" w:bottom="1440" w:left="1440" w:header="720" w:footer="720" w:gutter="0"/>
+      <w:pgMar w:top="1152" w:right="1296" w:bottom="1152" w:left="1296" w:header="720" w:footer="720" w:gutter="0"/>
       <w:cols w:space="720"/>
       <w:docGrid w:linePitch="360"/>
     </w:sectPr>

--- a/word_reports/LP_0206_위치_212_Kenny Rogers_Duets.docx
+++ b/word_reports/LP_0206_위치_212_Kenny Rogers_Duets.docx
@@ -32,7 +32,7 @@
     </w:p>
     <w:p>
       <w:pPr>
-        <w:spacing w:line="324" w:lineRule="auto" w:before="80" w:after="160"/>
+        <w:spacing w:line="324" w:lineRule="auto" w:before="80" w:after="120"/>
       </w:pPr>
       <w:r>
         <w:rPr w:rFonts="맑은 고딕">
@@ -42,13 +42,6 @@
           <w:sz w:val="22"/>
         </w:rPr>
         <w:t xml:space="preserve">[음반 소개] </w:t>
-      </w:r>
-      <w:r>
-        <w:rPr w:rFonts="맑은 고딕">
-          <w:rFonts w:ascii="맑은 고딕" w:hAnsi="맑은 고딕" w:eastAsia="맑은 고딕"/>
-          <w:b w:val="0"/>
-          <w:sz w:val="21"/>
-        </w:rPr>
       </w:r>
     </w:p>
     <w:p>
@@ -61,7 +54,33 @@
           <w:b w:val="0"/>
           <w:sz w:val="21"/>
         </w:rPr>
-        <w:t>케니 로저스의 묵직하고 따스한 허스키 보이스는 당대 최고의 여성 보컬리스트들과 조우하며 팝과 컨트리의 경계를 넘어선 낭만적 하모니를 빚어냈습니다. 본 앨범 《Duets》는 음악적 동반자들과 주고받은 가장 진솔하고 눈부신 교감의 순간들을 한 폭의 수채화처럼 엮어낸 명반입니다. 귓가를 스치는 멜로디마다 스며있는 사랑과 회한, 그리고 온기 어린 위로의 정서는 세월의 풍화를 견뎌내며 여전히 짙은 울림을 선사합니다. 아날로그 바이닐의 소리골을 타고 피어오르는 두 목소리의 호흡은 듣는 이의 가슴속 가장 여린 층위를 따뜻하게 어루만집니다.</w:t>
+        <w:t>황혼의 노을처럼 그윽하고 온화한 케니 로저스(Kenny Rogers)의 음색은 거칠면서도 따스한 질감으로 언제나 듣는 이의 마음 깊은 곳을 어루만져 왔습니다. 컨트리 음악의 순수한 서정성을 바탕으로 팝 음악의 세련된 선율을 완벽히 흡수한 그는, 대중음악사에서 가장 인간적인 온기를 지닌 독보적인 이야기꾼이었습니다. 본 작 《Duets》는 그러한 케니 로저스가 당대 최고의 여성 보컬리스트들과 마주 앉아 주고받은 가장 아름답고 찬란한 음악적 대화의 기록이자, 남녀 하모니의 정점을 보여주는 기념비적인 명반입니다.</w:t>
+      </w:r>
+    </w:p>
+    <w:p>
+      <w:pPr>
+        <w:spacing w:line="324" w:lineRule="auto" w:after="120"/>
+      </w:pPr>
+      <w:r>
+        <w:rPr w:rFonts="맑은 고딕">
+          <w:rFonts w:ascii="맑은 고딕" w:hAnsi="맑은 고딕" w:eastAsia="맑은 고딕"/>
+          <w:b w:val="0"/>
+          <w:sz w:val="21"/>
+        </w:rPr>
+        <w:t>본 앨범의 탄생은 단순한 상업적 기획의 산물을 훌쩍 뛰어넘습니다. 1970년대 후반부터 1980년대에 이르는 시기, 케니 로저스는 도티 웨스트(Dottie West), 돌리 파튼(Dolly Parton), 킴 칸스(Kim Carnes), 시나 이스턴(Sheena Easton) 등 각기 다른 개성과 호흡을 지닌 디바들과 교감하며 보컬 앙상블의 새로운 지평을 열었습니다. 그는 자신의 목소리를 과도하게 앞세우기보다는 상대방의 음색을 포근히 감싸 안는 탁월한 배려와 균형미를 보여주었으며, 이는 서로 다른 영혼이 빚어내는 가장 완벽한 화음의 미학으로 승화되었습니다.</w:t>
+      </w:r>
+    </w:p>
+    <w:p>
+      <w:pPr>
+        <w:spacing w:line="324" w:lineRule="auto" w:after="120"/>
+      </w:pPr>
+      <w:r>
+        <w:rPr w:rFonts="맑은 고딕">
+          <w:rFonts w:ascii="맑은 고딕" w:hAnsi="맑은 고딕" w:eastAsia="맑은 고딕"/>
+          <w:b w:val="0"/>
+          <w:sz w:val="21"/>
+        </w:rPr>
+        <w:t>당대 대중음악계는 화려한 신시사이저와 전자 음향의 거센 물결로 요동치고 있었으나, 이 앨범에 수록된 곡들은 사람의 육성이 지닌 순수한 울림과 아날로그적인 정직함으로 전 세계 음악 애호가들의 심금을 울렸습니다. 사랑의 설렘과 이별의 비탄, 그리고 삶의 애환을 관통하는 서정적인 메시지는 시대를 초월하여 오늘날까지도 퇴색되지 않는 감동을 선사합니다. 턴테이블의 바늘이 회전하며 소리골을 긁어 내려갈 때 피어오르는 그들의 하모니는, 잊고 지냈던 낭만과 온기를 다시금 되살려내는 마법과도 같습니다.</w:t>
       </w:r>
     </w:p>
     <w:p>
@@ -168,7 +187,7 @@
           <w:b w:val="0"/>
           <w:sz w:val="21"/>
         </w:rPr>
-        <w:t>1984년 리버티(Liberty) 레코즈를 통해 발매된 앨범으로, 1970년대 후반부터 1980년대 초반까지 케니 로저스가 도티 웨스트, 킴 칸스, 시나 이스턴 등 당대 최고의 디바들과 빚어낸 찬란한 듀엣 명곡들을 집대성하여 품격 있게 엮어낸 기획 명반입니다.</w:t>
+        <w:t>1984년 리버티 레코드(Liberty Records)를 통해 발매된 컴필레이션 명반으로, 케니 로저스가 당대 정상급 여성 보컬리스트들과 합을 맞춘 역사적 명곡들을 엄선하여 집대성한 음반.</w:t>
       </w:r>
     </w:p>
     <w:p>
@@ -199,7 +218,7 @@
           <w:b w:val="0"/>
           <w:sz w:val="21"/>
         </w:rPr>
-        <w:t>발매 직후 미국 빌보드 컨트리 앨범 차트 최상위권에 오르고 빌보드 200 차트에서도 뜨거운 반응을 얻었으며, 북미를 비롯한 글로벌 시장에서 플래티넘급 판매고를 기록하며 대중음악 팬들의 변함없는 신뢰를 확인시켰습니다.</w:t>
+        <w:t>발매 직후 미국 음반산업협회(RIAA) 플래티넘 인증을 획득하고 빌보드 앨범 차트 최상위권에 오르며, 대중음악사에서 가장 상업적·비평적으로 성공한 듀엣 음반 중 하나로 공인됨.</w:t>
       </w:r>
     </w:p>
     <w:p>
@@ -230,7 +249,7 @@
           <w:b w:val="0"/>
           <w:sz w:val="21"/>
         </w:rPr>
-        <w:t>앨범에 수록된 듀엣 곡들은 그래미 어워드(Grammy Awards) 후보 지명은 물론, 아메리칸 뮤직 어워드(AMA)와 컨트리 뮤직 협회상(CMA) 등 유수의 시상식에서 수상을 거듭하며 음악성과 대중성을 완벽하게 공인받았습니다.</w:t>
+        <w:t>앨범 수록곡들을 통해 그래미 어워드(Grammy Awards) 최우수 팝 보컬 퍼포먼스 부문 노미네이트 및 수상, CMA(컨트리 음악 협회) '올해의 보컬 듀오' 상, 아메리칸 뮤직 어워드(AMA) 다수 부문을 석권하며 음악적 권위를 입증함.</w:t>
       </w:r>
     </w:p>
     <w:p>
@@ -275,7 +294,7 @@
           <w:b w:val="0"/>
           <w:sz w:val="21"/>
         </w:rPr>
-        <w:t>미국 (United States)</w:t>
+        <w:t>미국 (USA)</w:t>
       </w:r>
     </w:p>
     <w:p>
@@ -337,7 +356,7 @@
           <w:b w:val="0"/>
           <w:sz w:val="21"/>
         </w:rPr>
-        <w:t>솔로 (퍼스트 에디션/The First Edition 결성 이력 보유)</w:t>
+        <w:t>솔로 (The First Edition 활동 후 전설적인 솔로 커리어 확립)</w:t>
       </w:r>
     </w:p>
     <w:p>
@@ -368,7 +387,7 @@
           <w:b w:val="0"/>
           <w:sz w:val="21"/>
         </w:rPr>
-        <w:t>케니 로저스는 거친 숨결과 포근한 온기가 공존하는 독보적인 음색으로 컨트리 음악을 현대 팝의 주류로 견인한 위대한 크로스오버의 거장입니다. 유려한 스토리텔링과 서정적인 멜로디 감각을 바탕으로 전 세계 1억 장 이상의 음반을 판매하며 20세기 팝 음악사에 지울 수 없는 거대한 족적을 남겼습니다.</w:t>
+        <w:t>특유의 허스키하면서도 벨벳처럼 부드러운 은빛 바리톤 음색으로 컨트리와 팝의 경계를 허문 거장입니다. 탁월한 서사적 표현력과 진솔한 감정 전달력으로 전 세계 1억 장 이상의 음반 판매고를 올렸으며, 컨트리 음악 명예의 전당에 헌액된 불멸의 보컬리스트입니다.</w:t>
       </w:r>
     </w:p>
     <w:p>
@@ -413,7 +432,7 @@
           <w:b w:val="0"/>
           <w:sz w:val="21"/>
         </w:rPr>
-        <w:t>본작은 단순한 히트곡 모음집을 넘어 1980년대 어덜트 컨템포러리와 내슈빌 팝 사운드가 도달한 앙상블의 정점을 보여주는 앨범입니다. 각기 다른 음색적 질감을 지닌 보컬들이 케니 로저스라는 든든하고 포용력 있는 보컬 위에서 어떻게 완벽한 화음을 형성하는지를 입증하는 듀엣 음악의 기념비적 교과서입니다.</w:t>
+        <w:t>단순한 듀엣 히트곡 모음집을 넘어, 두 개의 독자적인 보컬이 만나 어떻게 하나의 완벽한 서사를 완성할 수 있는지를 증명한 팝/컨트리 듀엣 보컬의 교과서적인 명반입니다.</w:t>
       </w:r>
     </w:p>
     <w:p>
@@ -444,7 +463,7 @@
           <w:b w:val="0"/>
           <w:sz w:val="21"/>
         </w:rPr>
-        <w:t>급변하던 1980년대의 시대적 공기 속에서 대중이 갈구하던 순수하고 아날로그적인 사랑의 서사가 고스란히 담겨 있습니다. 깊어가는 밤 라디오 주파수를 맞추며 위로를 얻던 그 시절 청춘들에게 이 음반의 수록곡들은 찻집의 훈훈한 온기와 그리움을 대변하던 시대의 사운드트랙이었습니다.</w:t>
+        <w:t>1970~80년대 급격한 현대화의 격랑 속에서 진정한 유대와 따스한 사랑의 가치를 갈망하던 당대 대중들에게 깊은 정서적 안식처가 되어준 낭만주의 팝의 표상입니다.</w:t>
       </w:r>
     </w:p>
     <w:p>
@@ -489,7 +508,130 @@
           <w:b w:val="0"/>
           <w:sz w:val="21"/>
         </w:rPr>
-        <w:t>시나 이스턴의 청아하고 폭발적인 가창력과 케니 로저스의 묵직한 보컬이 애절하게 교차하는 ‘We’ve Got Tonight’, 킴 칸스의 매혹적인 허스키 보이스와 어우러져 세련된 팝 감각을 발산하는 ‘Don’t Fall in Love with a Dreamer’, 그리고 영혼의 단짝 도티 웨스트와 완벽한 호흡을 자랑하는 ‘Every Time Two Fools Collide’와 ‘What Are We Doin’ in Love’ 등 전 곡이 유려한 멜로디와 서정성으로 가득 차 있습니다.</w:t>
+      </w:r>
+    </w:p>
+    <w:p>
+      <w:pPr>
+        <w:spacing w:line="324" w:lineRule="auto" w:after="80"/>
+      </w:pPr>
+      <w:r>
+        <w:rPr w:rFonts="맑은 고딕">
+          <w:rFonts w:ascii="맑은 고딕" w:hAnsi="맑은 고딕" w:eastAsia="맑은 고딕"/>
+          <w:b w:val="0"/>
+          <w:color w:val="6B7280"/>
+          <w:sz w:val="21"/>
+        </w:rPr>
+        <w:t xml:space="preserve">· </w:t>
+      </w:r>
+      <w:r>
+        <w:rPr w:rFonts="맑은 고딕">
+          <w:rFonts w:ascii="맑은 고딕" w:hAnsi="맑은 고딕" w:eastAsia="맑은 고딕"/>
+          <w:b/>
+          <w:color w:val="1F2937"/>
+          <w:sz w:val="21"/>
+        </w:rPr>
+        <w:t xml:space="preserve">"Islands in the Stream" (with Dolly Parton): </w:t>
+      </w:r>
+      <w:r>
+        <w:rPr w:rFonts="맑은 고딕">
+          <w:rFonts w:ascii="맑은 고딕" w:hAnsi="맑은 고딕" w:eastAsia="맑은 고딕"/>
+          <w:b w:val="0"/>
+          <w:sz w:val="21"/>
+        </w:rPr>
+        <w:t>비지스(Bee Gees)의 감각적인 송라이팅과 돌리 파튼의 청량한 음색, 케니의 묵직한 보컬이 환상적인 화학작용을 일으키는 불후의 팝 클래식.</w:t>
+      </w:r>
+    </w:p>
+    <w:p>
+      <w:pPr>
+        <w:spacing w:line="324" w:lineRule="auto" w:after="80"/>
+      </w:pPr>
+      <w:r>
+        <w:rPr w:rFonts="맑은 고딕">
+          <w:rFonts w:ascii="맑은 고딕" w:hAnsi="맑은 고딕" w:eastAsia="맑은 고딕"/>
+          <w:b w:val="0"/>
+          <w:color w:val="6B7280"/>
+          <w:sz w:val="21"/>
+        </w:rPr>
+        <w:t xml:space="preserve">· </w:t>
+      </w:r>
+      <w:r>
+        <w:rPr w:rFonts="맑은 고딕">
+          <w:rFonts w:ascii="맑은 고딕" w:hAnsi="맑은 고딕" w:eastAsia="맑은 고딕"/>
+          <w:b/>
+          <w:color w:val="1F2937"/>
+          <w:sz w:val="21"/>
+        </w:rPr>
+        <w:t xml:space="preserve">"We've Got Tonight" (with Sheena Easton): </w:t>
+      </w:r>
+      <w:r>
+        <w:rPr w:rFonts="맑은 고딕">
+          <w:rFonts w:ascii="맑은 고딕" w:hAnsi="맑은 고딕" w:eastAsia="맑은 고딕"/>
+          <w:b w:val="0"/>
+          <w:sz w:val="21"/>
+        </w:rPr>
+        <w:t>밥 시거의 원곡을 시나 이스턴과의 격정적인 하모니로 재해석하여 웅장한 감정의 파고를 선사하는 파워 발라드.</w:t>
+      </w:r>
+    </w:p>
+    <w:p>
+      <w:pPr>
+        <w:spacing w:line="324" w:lineRule="auto" w:after="80"/>
+      </w:pPr>
+      <w:r>
+        <w:rPr w:rFonts="맑은 고딕">
+          <w:rFonts w:ascii="맑은 고딕" w:hAnsi="맑은 고딕" w:eastAsia="맑은 고딕"/>
+          <w:b w:val="0"/>
+          <w:color w:val="6B7280"/>
+          <w:sz w:val="21"/>
+        </w:rPr>
+        <w:t xml:space="preserve">· </w:t>
+      </w:r>
+      <w:r>
+        <w:rPr w:rFonts="맑은 고딕">
+          <w:rFonts w:ascii="맑은 고딕" w:hAnsi="맑은 고딕" w:eastAsia="맑은 고딕"/>
+          <w:b/>
+          <w:color w:val="1F2937"/>
+          <w:sz w:val="21"/>
+        </w:rPr>
+        <w:t xml:space="preserve">"Don't Fall in Love with a Dreamer" (with Kim Carnes): </w:t>
+      </w:r>
+      <w:r>
+        <w:rPr w:rFonts="맑은 고딕">
+          <w:rFonts w:ascii="맑은 고딕" w:hAnsi="맑은 고딕" w:eastAsia="맑은 고딕"/>
+          <w:b w:val="0"/>
+          <w:sz w:val="21"/>
+        </w:rPr>
+        <w:t>킴 칸스의 매력적인 쉰 목소리와 케니의 목소리가 팽팽한 긴장감과 애절함을 자아내는 수작.</w:t>
+      </w:r>
+    </w:p>
+    <w:p>
+      <w:pPr>
+        <w:spacing w:line="324" w:lineRule="auto" w:after="80"/>
+      </w:pPr>
+      <w:r>
+        <w:rPr w:rFonts="맑은 고딕">
+          <w:rFonts w:ascii="맑은 고딕" w:hAnsi="맑은 고딕" w:eastAsia="맑은 고딕"/>
+          <w:b w:val="0"/>
+          <w:color w:val="6B7280"/>
+          <w:sz w:val="21"/>
+        </w:rPr>
+        <w:t xml:space="preserve">· </w:t>
+      </w:r>
+      <w:r>
+        <w:rPr w:rFonts="맑은 고딕">
+          <w:rFonts w:ascii="맑은 고딕" w:hAnsi="맑은 고딕" w:eastAsia="맑은 고딕"/>
+          <w:b/>
+          <w:color w:val="1F2937"/>
+          <w:sz w:val="21"/>
+        </w:rPr>
+        <w:t xml:space="preserve">"Every Time Two Fools Collide" (with Dottie West): </w:t>
+      </w:r>
+      <w:r>
+        <w:rPr w:rFonts="맑은 고딕">
+          <w:rFonts w:ascii="맑은 고딕" w:hAnsi="맑은 고딕" w:eastAsia="맑은 고딕"/>
+          <w:b w:val="0"/>
+          <w:sz w:val="21"/>
+        </w:rPr>
+        <w:t>도티 웨스트와 함께 정통 컨트리의 서정미를 극대화하며 완벽한 호흡을 들려주는 클래식 듀엣 넘버.</w:t>
       </w:r>
     </w:p>
     <w:p>
@@ -520,7 +662,7 @@
           <w:b w:val="0"/>
           <w:sz w:val="21"/>
         </w:rPr>
-        <w:t>진공관 앰프에 불이 지펴지고 턴테이블의 바늘이 안착할 때, 케니 로저스의 흉성에서 배어 나오는 깊은 공명과 여성 보컬들의 섬세한 숨결이 입체적인 공간감으로 되살아납니다. 중음역의 질감이 뛰어난 빈티지 스피커를 통해 감상할 때, 내슈빌 아날로그 스튜디오 한가운데서 두 가객의 시선을 마주하는 듯한 생생한 감동을 누릴 수 있습니다.</w:t>
+        <w:t>진공관 앰프 특유의 두터운 중저역 배음과 따스한 턴테이블 카트리지를 통해 감상할 때, 케니 로저스의 숨결 섞인 중후한 저음과 파트너들의 섬세한 고음이 공간을 가득 채우며 아날로그 바이닐만이 선사할 수 있는 생생한 입체감을 드러냅니다.</w:t>
       </w:r>
     </w:p>
     <w:p>
@@ -551,7 +693,7 @@
           <w:b w:val="0"/>
           <w:sz w:val="21"/>
         </w:rPr>
-        <w:t>최정상의 자리에 있던 보컬리스트들이 음악적 에고를 내려놓고 서로를 배려하며 직조해 낸 하모니의 정수가 단 한 장의 바이닐에 오롯이 담겨 있다는 점에서, 클래식 및 팝 LP 애호가들의 컬렉션에 영원히 머물러야 할 가치가 있습니다.</w:t>
+        <w:t>시대를 풍미한 전설적인 목소리들의 교감을 한 장의 LP 바이닐 소리골 안에 온전히 박제해 둔 보석 같은 음반으로, 보컬 중심의 고전 팝 컬렉터에게는 대체 불가능한 영구 소장 가치를 지닙니다.</w:t>
       </w:r>
     </w:p>
     <w:p>
@@ -565,7 +707,7 @@
           <w:color w:val="4338CA"/>
           <w:sz w:val="21"/>
         </w:rPr>
-        <w:t>이 음반을 통해 서로 다른 두 영혼의 목소리가 하나로 포개어지며 전해주는 감동을 다시 한번 경험해 보시는 것은 어떨까요?</w:t>
+        <w:t>이 음반을 통해 아날로그의 따스한 소리골 속에서 두 영혼의 목소리가 하나로 포개어지며 전해주는 감동을 다시 한번 경험해 보시는 것은 어떨까요?</w:t>
       </w:r>
     </w:p>
     <w:sectPr>
